--- a/data/discovery/assist-expansion-design.docx
+++ b/data/discovery/assist-expansion-design.docx
@@ -27,7 +27,7 @@
     </w:p>
     <w:p>
       <w:r>
-        <w:t>Related: OPP-04</w:t>
+        <w:t>Related: OPPORTUNITY-04</w:t>
       </w:r>
     </w:p>
     <w:p/>

--- a/data/discovery/assist-expansion-design.docx
+++ b/data/discovery/assist-expansion-design.docx
@@ -7,7 +7,7 @@
         <w:pStyle w:val="Heading1"/>
       </w:pPr>
       <w:r>
-        <w:t>Design: Assist at wider coverage</w:t>
+        <w:t>Design: the help portal at wider coverage</w:t>
       </w:r>
     </w:p>
     <w:p>
@@ -41,7 +41,7 @@
     </w:p>
     <w:p>
       <w:r>
-        <w:t>How Assist behaves once it is running on more than a handful of accounts, and what has to change for that to be safe.</w:t>
+        <w:t>How the help portal behaves once it is running on more than a handful of accounts, and what has to change for that to be safe.</w:t>
       </w:r>
     </w:p>
     <w:p>
@@ -54,7 +54,7 @@
     </w:p>
     <w:p>
       <w:r>
-        <w:t>A ticket arrives. Assist retrieves candidate articles, composes an answer, scores its confidence, and routes. Billing topics route to a human for Business and Enterprise accounts. Everything else auto-sends above the confidence threshold.</w:t>
+        <w:t>A ticket arrives. the help portal retrieves candidate articles, ranks them by match score, and routes. Billing topics route to a human for Business and Enterprise accounts. Everything else is shown to the customer above the match threshold.</w:t>
       </w:r>
     </w:p>
     <w:p>
@@ -91,7 +91,7 @@
         <w:pStyle w:val="ListBullet"/>
       </w:pPr>
       <w:r>
-        <w:t>A configurable confidence threshold per product area rather than one global value</w:t>
+        <w:t>A configurable match threshold per product area rather than one global value</w:t>
       </w:r>
     </w:p>
     <w:p>
@@ -123,7 +123,7 @@
         <w:pStyle w:val="ListBullet"/>
       </w:pPr>
       <w:r>
-        <w:t>Whether the confidence score means the same thing across product areas</w:t>
+        <w:t>Whether the match score means the same thing across product areas</w:t>
       </w:r>
     </w:p>
     <w:p>
